--- a/gnostic-engine/notes/🏛.docx
+++ b/gnostic-engine/notes/🏛.docx
@@ -157,15 +157,7 @@
     </w:p>
     <w:p>
       <w:r>
-        <w:t xml:space="preserve">Measurement: If they are perfectly perpendicular, they create a stable grid. If they start to tilt (Linear Polarization Drift), it means </w:t>
-      </w:r>
-      <w:proofErr w:type="gramStart"/>
-      <w:r>
-        <w:t>the "</w:t>
-      </w:r>
-      <w:proofErr w:type="gramEnd"/>
-      <w:r>
-        <w:t>Discovery" and "Verification" are no longer looking at the same axis of reality.</w:t>
+        <w:t>Measurement: If they are perfectly perpendicular, they create a stable grid. If they start to tilt (Linear Polarization Drift), it means the "Discovery" and "Verification" are no longer looking at the same axis of reality.</w:t>
       </w:r>
     </w:p>
     <w:p>
@@ -200,15 +192,7 @@
     </w:p>
     <w:p>
       <w:r>
-        <w:t xml:space="preserve">The Gate: The Master Logic Gate measures </w:t>
-      </w:r>
-      <w:proofErr w:type="gramStart"/>
-      <w:r>
-        <w:t>the Spin</w:t>
-      </w:r>
-      <w:proofErr w:type="gramEnd"/>
-      <w:r>
-        <w:t xml:space="preserve"> Velocity. A fast RHCP spin on Lane C indicates an active, spinning "firestorm" across the network.</w:t>
+        <w:t>The Gate: The Master Logic Gate measures the Spin Velocity. A fast RHCP spin on Lane C indicates an active, spinning "firestorm" across the network.</w:t>
       </w:r>
     </w:p>
     <w:p>
@@ -228,21 +212,8 @@
       </w:r>
     </w:p>
     <w:p>
-      <w:proofErr w:type="spellStart"/>
-      <w:r>
-        <w:t>TrackPolarization</w:t>
-      </w:r>
-      <w:proofErr w:type="spellEnd"/>
-      <w:r>
-        <w:t xml:space="preserve"> </w:t>
-      </w:r>
-      <w:proofErr w:type="spellStart"/>
-      <w:r>
-        <w:t>TypeRole</w:t>
-      </w:r>
-      <w:proofErr w:type="spellEnd"/>
-      <w:r>
-        <w:t xml:space="preserve"> in Communication</w:t>
+      <w:r>
+        <w:t>TrackPolarization TypeRole in Communication</w:t>
       </w:r>
     </w:p>
     <w:p>
@@ -324,15 +295,7 @@
     </w:p>
     <w:p>
       <w:r>
-        <w:t>Verdict: "Exploit is stable on the vertical axis (True</w:t>
-      </w:r>
-      <w:proofErr w:type="gramStart"/>
-      <w:r>
-        <w:t>), but</w:t>
-      </w:r>
-      <w:proofErr w:type="gramEnd"/>
-      <w:r>
-        <w:t xml:space="preserve"> has high circular kinetic spin (Expanding Blast Radius)."</w:t>
+        <w:t>Verdict: "Exploit is stable on the vertical axis (True), but has high circular kinetic spin (Expanding Blast Radius)."</w:t>
       </w:r>
     </w:p>
     <w:p>
@@ -393,15 +356,7 @@
     </w:p>
     <w:p>
       <w:r>
-        <w:t>** Circular Polarization (Kinetic Spin</w:t>
-      </w:r>
-      <w:proofErr w:type="gramStart"/>
-      <w:r>
-        <w:t>):*</w:t>
-      </w:r>
-      <w:proofErr w:type="gramEnd"/>
-      <w:r>
-        <w:t>* Lane C (Width) is treated as a circular wave—rotating in a corkscrew pattern. This tracks the Scale and Momentum of the data, with Right-Hand Circular (RHC) rotation indicating expansion (contagion) and Left-Hand Circular (LHC) indicating decay. </w:t>
+        <w:t>** Circular Polarization (Kinetic Spin):** Lane C (Width) is treated as a circular wave—rotating in a corkscrew pattern. This tracks the Scale and Momentum of the data, with Right-Hand Circular (RHC) rotation indicating expansion (contagion) and Left-Hand Circular (LHC) indicating decay. </w:t>
       </w:r>
     </w:p>
     <w:p/>
@@ -432,15 +387,7 @@
     </w:p>
     <w:p>
       <w:r>
-        <w:t xml:space="preserve">3. </w:t>
-      </w:r>
-      <w:proofErr w:type="gramStart"/>
-      <w:r>
-        <w:t>Final Results</w:t>
-      </w:r>
-      <w:proofErr w:type="gramEnd"/>
-      <w:r>
-        <w:t xml:space="preserve"> &amp; System Implications</w:t>
+        <w:t>3. Final Results &amp; System Implications</w:t>
       </w:r>
     </w:p>
     <w:p>
@@ -529,27 +476,12 @@
         <w:t>🧬</w:t>
       </w:r>
       <w:r>
-        <w:t xml:space="preserve"> Python Math for the </w:t>
-      </w:r>
-      <w:proofErr w:type="spellStart"/>
-      <w:r>
-        <w:t>PolarizationFilter</w:t>
-      </w:r>
-      <w:proofErr w:type="spellEnd"/>
-    </w:p>
-    <w:p>
-      <w:proofErr w:type="gramStart"/>
-      <w:r>
-        <w:t>The </w:t>
-      </w:r>
-      <w:proofErr w:type="spellStart"/>
-      <w:r>
-        <w:t>PolarizationFilter</w:t>
-      </w:r>
-      <w:proofErr w:type="spellEnd"/>
-      <w:proofErr w:type="gramEnd"/>
-      <w:r>
-        <w:t> uses the Stokes-Mueller formalism to analyze the "phase resonance" of incoming data. In this model, unpolarized "noise" (hallucinations) is filtered out, while coherent "signal" (truth) passes through the master gate.</w:t>
+        <w:t xml:space="preserve"> Python Math for the PolarizationFilter</w:t>
+      </w:r>
+    </w:p>
+    <w:p>
+      <w:r>
+        <w:t>The PolarizationFilter uses the Stokes-Mueller formalism to analyze the "phase resonance" of incoming data. In this model, unpolarized "noise" (hallucinations) is filtered out, while coherent "signal" (truth) passes through the master gate.</w:t>
       </w:r>
     </w:p>
     <w:p>
@@ -558,35 +490,14 @@
       </w:r>
     </w:p>
     <w:p>
-      <w:proofErr w:type="gramStart"/>
-      <w:r>
-        <w:t>import</w:t>
-      </w:r>
-      <w:proofErr w:type="gramEnd"/>
-      <w:r>
-        <w:t xml:space="preserve"> </w:t>
-      </w:r>
-      <w:proofErr w:type="spellStart"/>
-      <w:r>
-        <w:t>numpy</w:t>
-      </w:r>
-      <w:proofErr w:type="spellEnd"/>
-      <w:r>
-        <w:t xml:space="preserve"> as np</w:t>
+      <w:r>
+        <w:t>import numpy as np</w:t>
       </w:r>
     </w:p>
     <w:p/>
     <w:p>
       <w:r>
-        <w:t xml:space="preserve">class </w:t>
-      </w:r>
-      <w:proofErr w:type="spellStart"/>
-      <w:r>
-        <w:t>PolarizationFilter</w:t>
-      </w:r>
-      <w:proofErr w:type="spellEnd"/>
-      <w:r>
-        <w:t>:</w:t>
+        <w:t>class PolarizationFilter:</w:t>
       </w:r>
     </w:p>
     <w:p>
@@ -612,89 +523,18 @@
     </w:p>
     <w:p>
       <w:r>
-        <w:t xml:space="preserve">    def __</w:t>
-      </w:r>
-      <w:proofErr w:type="spellStart"/>
-      <w:r>
-        <w:t>init</w:t>
-      </w:r>
-      <w:proofErr w:type="spellEnd"/>
-      <w:r>
-        <w:t>_</w:t>
-      </w:r>
-      <w:proofErr w:type="gramStart"/>
-      <w:r>
-        <w:t>_(</w:t>
-      </w:r>
-      <w:proofErr w:type="gramEnd"/>
-      <w:r>
-        <w:t xml:space="preserve">self, </w:t>
-      </w:r>
-      <w:proofErr w:type="spellStart"/>
-      <w:r>
-        <w:t>coherence_threshold</w:t>
-      </w:r>
-      <w:proofErr w:type="spellEnd"/>
-      <w:r>
-        <w:t>=0.85):</w:t>
-      </w:r>
-    </w:p>
-    <w:p>
-      <w:r>
-        <w:t xml:space="preserve">        </w:t>
-      </w:r>
-      <w:proofErr w:type="spellStart"/>
-      <w:proofErr w:type="gramStart"/>
-      <w:r>
-        <w:t>self.threshold</w:t>
-      </w:r>
-      <w:proofErr w:type="spellEnd"/>
-      <w:proofErr w:type="gramEnd"/>
-      <w:r>
-        <w:t xml:space="preserve"> = </w:t>
-      </w:r>
-      <w:proofErr w:type="spellStart"/>
-      <w:r>
-        <w:t>coherence_threshold</w:t>
-      </w:r>
-      <w:proofErr w:type="spellEnd"/>
+        <w:t xml:space="preserve">    def __init__(self, coherence_threshold=0.85):</w:t>
+      </w:r>
+    </w:p>
+    <w:p>
+      <w:r>
+        <w:t xml:space="preserve">        self.threshold = coherence_threshold</w:t>
+      </w:r>
     </w:p>
     <w:p/>
     <w:p>
       <w:r>
-        <w:t xml:space="preserve">    def </w:t>
-      </w:r>
-      <w:proofErr w:type="spellStart"/>
-      <w:r>
-        <w:t>calculate_</w:t>
-      </w:r>
-      <w:proofErr w:type="gramStart"/>
-      <w:r>
-        <w:t>stokes</w:t>
-      </w:r>
-      <w:proofErr w:type="spellEnd"/>
-      <w:r>
-        <w:t>(</w:t>
-      </w:r>
-      <w:proofErr w:type="gramEnd"/>
-      <w:r>
-        <w:t xml:space="preserve">self, </w:t>
-      </w:r>
-      <w:proofErr w:type="spellStart"/>
-      <w:r>
-        <w:t>lane_a_intensity</w:t>
-      </w:r>
-      <w:proofErr w:type="spellEnd"/>
-      <w:r>
-        <w:t xml:space="preserve">, </w:t>
-      </w:r>
-      <w:proofErr w:type="spellStart"/>
-      <w:r>
-        <w:t>lane_b_intensity</w:t>
-      </w:r>
-      <w:proofErr w:type="spellEnd"/>
-      <w:r>
-        <w:t>):</w:t>
+        <w:t xml:space="preserve">    def calculate_stokes(self, lane_a_intensity, lane_b_intensity):</w:t>
       </w:r>
     </w:p>
     <w:p>
@@ -719,15 +559,7 @@
     </w:p>
     <w:p>
       <w:r>
-        <w:t xml:space="preserve">        S2: Linear +45/-</w:t>
-      </w:r>
-      <w:proofErr w:type="gramStart"/>
-      <w:r>
-        <w:t>45 degree</w:t>
-      </w:r>
-      <w:proofErr w:type="gramEnd"/>
-      <w:r>
-        <w:t xml:space="preserve"> Difference</w:t>
+        <w:t xml:space="preserve">        S2: Linear +45/-45 degree Difference</w:t>
       </w:r>
     </w:p>
     <w:p>
@@ -747,88 +579,17 @@
     </w:p>
     <w:p>
       <w:r>
-        <w:t xml:space="preserve">        s0 = </w:t>
-      </w:r>
-      <w:proofErr w:type="spellStart"/>
-      <w:r>
-        <w:t>lane_a_intensity</w:t>
-      </w:r>
-      <w:proofErr w:type="spellEnd"/>
-      <w:r>
-        <w:t xml:space="preserve"> + </w:t>
-      </w:r>
-      <w:proofErr w:type="spellStart"/>
-      <w:r>
-        <w:t>lane_b_intensity</w:t>
-      </w:r>
-      <w:proofErr w:type="spellEnd"/>
-      <w:r>
-        <w:t xml:space="preserve"> # Total intensity</w:t>
-      </w:r>
-    </w:p>
-    <w:p>
-      <w:r>
-        <w:t xml:space="preserve">        s1 = </w:t>
-      </w:r>
-      <w:proofErr w:type="spellStart"/>
-      <w:r>
-        <w:t>lane_a_intensity</w:t>
-      </w:r>
-      <w:proofErr w:type="spellEnd"/>
-      <w:r>
-        <w:t xml:space="preserve"> - </w:t>
-      </w:r>
-      <w:proofErr w:type="spellStart"/>
-      <w:r>
-        <w:t>lane_b_intensity</w:t>
-      </w:r>
-      <w:proofErr w:type="spellEnd"/>
-      <w:r>
-        <w:t xml:space="preserve"> # Linear polarization</w:t>
-      </w:r>
-    </w:p>
-    <w:p>
-      <w:r>
-        <w:t xml:space="preserve">        s2 = 2 * </w:t>
-      </w:r>
-      <w:proofErr w:type="spellStart"/>
-      <w:proofErr w:type="gramStart"/>
-      <w:r>
-        <w:t>np.sqrt</w:t>
-      </w:r>
-      <w:proofErr w:type="spellEnd"/>
-      <w:proofErr w:type="gramEnd"/>
-      <w:r>
-        <w:t>(</w:t>
-      </w:r>
-      <w:proofErr w:type="spellStart"/>
-      <w:r>
-        <w:t>lane_a_intensity</w:t>
-      </w:r>
-      <w:proofErr w:type="spellEnd"/>
-      <w:r>
-        <w:t xml:space="preserve"> * </w:t>
-      </w:r>
-      <w:proofErr w:type="spellStart"/>
-      <w:r>
-        <w:t>lane_b_intensity</w:t>
-      </w:r>
-      <w:proofErr w:type="spellEnd"/>
-      <w:r>
-        <w:t xml:space="preserve">) * </w:t>
-      </w:r>
-      <w:proofErr w:type="spellStart"/>
-      <w:proofErr w:type="gramStart"/>
-      <w:r>
-        <w:t>np.cos</w:t>
-      </w:r>
-      <w:proofErr w:type="spellEnd"/>
-      <w:r>
-        <w:t>(0) #</w:t>
-      </w:r>
-      <w:proofErr w:type="gramEnd"/>
-      <w:r>
-        <w:t xml:space="preserve"> Phase-locked</w:t>
+        <w:t xml:space="preserve">        s0 = lane_a_intensity + lane_b_intensity # Total intensity</w:t>
+      </w:r>
+    </w:p>
+    <w:p>
+      <w:r>
+        <w:t xml:space="preserve">        s1 = lane_a_intensity - lane_b_intensity # Linear polarization</w:t>
+      </w:r>
+    </w:p>
+    <w:p>
+      <w:r>
+        <w:t xml:space="preserve">        s2 = 2 * np.sqrt(lane_a_intensity * lane_b_intensity) * np.cos(0) # Phase-locked</w:t>
       </w:r>
     </w:p>
     <w:p>
@@ -838,47 +599,13 @@
     </w:p>
     <w:p>
       <w:r>
-        <w:t xml:space="preserve">        return </w:t>
-      </w:r>
-      <w:proofErr w:type="spellStart"/>
-      <w:proofErr w:type="gramStart"/>
-      <w:r>
-        <w:t>np.array</w:t>
-      </w:r>
-      <w:proofErr w:type="spellEnd"/>
-      <w:proofErr w:type="gramEnd"/>
-      <w:r>
-        <w:t>([</w:t>
-      </w:r>
-      <w:proofErr w:type="spellStart"/>
-      <w:r>
-        <w:t>ssss</w:t>
-      </w:r>
-      <w:proofErr w:type="spellEnd"/>
-      <w:r>
-        <w:t>])</w:t>
+        <w:t xml:space="preserve">        return np.array([ssss])</w:t>
       </w:r>
     </w:p>
     <w:p/>
     <w:p>
       <w:r>
-        <w:t xml:space="preserve">    def </w:t>
-      </w:r>
-      <w:proofErr w:type="spellStart"/>
-      <w:r>
-        <w:t>degree_of_</w:t>
-      </w:r>
-      <w:proofErr w:type="gramStart"/>
-      <w:r>
-        <w:t>polarization</w:t>
-      </w:r>
-      <w:proofErr w:type="spellEnd"/>
-      <w:r>
-        <w:t>(</w:t>
-      </w:r>
-      <w:proofErr w:type="gramEnd"/>
-      <w:r>
-        <w:t>self, stokes):</w:t>
+        <w:t xml:space="preserve">    def degree_of_polarization(self, stokes):</w:t>
       </w:r>
     </w:p>
     <w:p>
@@ -893,23 +620,7 @@
     </w:p>
     <w:p>
       <w:r>
-        <w:t xml:space="preserve">        </w:t>
-      </w:r>
-      <w:proofErr w:type="spellStart"/>
-      <w:r>
-        <w:t>DoP</w:t>
-      </w:r>
-      <w:proofErr w:type="spellEnd"/>
-      <w:r>
-        <w:t xml:space="preserve"> = </w:t>
-      </w:r>
-      <w:proofErr w:type="gramStart"/>
-      <w:r>
-        <w:t>sqrt(</w:t>
-      </w:r>
-      <w:proofErr w:type="gramEnd"/>
-      <w:r>
-        <w:t>S1^2 + S2^2 + S3^2) / S0</w:t>
+        <w:t xml:space="preserve">        DoP = sqrt(S1^2 + S2^2 + S3^2) / S0</w:t>
       </w:r>
     </w:p>
     <w:p>
@@ -930,60 +641,18 @@
     </w:p>
     <w:p>
       <w:r>
-        <w:t xml:space="preserve">        dop = </w:t>
-      </w:r>
-      <w:proofErr w:type="spellStart"/>
-      <w:proofErr w:type="gramStart"/>
-      <w:r>
-        <w:t>np.sqrt</w:t>
-      </w:r>
-      <w:proofErr w:type="spellEnd"/>
-      <w:proofErr w:type="gramEnd"/>
-      <w:r>
-        <w:t>(s1**2 + s2**2 + s3**2) / s0 #</w:t>
-      </w:r>
-    </w:p>
-    <w:p>
-      <w:r>
-        <w:t xml:space="preserve">        return </w:t>
-      </w:r>
-      <w:proofErr w:type="gramStart"/>
-      <w:r>
-        <w:t>round(</w:t>
-      </w:r>
-      <w:proofErr w:type="gramEnd"/>
-      <w:r>
-        <w:t>dop, 4)</w:t>
+        <w:t xml:space="preserve">        dop = np.sqrt(s1**2 + s2**2 + s3**2) / s0 #</w:t>
+      </w:r>
+    </w:p>
+    <w:p>
+      <w:r>
+        <w:t xml:space="preserve">        return round(dop, 4)</w:t>
       </w:r>
     </w:p>
     <w:p/>
     <w:p>
       <w:r>
-        <w:t xml:space="preserve">    def </w:t>
-      </w:r>
-      <w:proofErr w:type="spellStart"/>
-      <w:r>
-        <w:t>coherence_</w:t>
-      </w:r>
-      <w:proofErr w:type="gramStart"/>
-      <w:r>
-        <w:t>gate</w:t>
-      </w:r>
-      <w:proofErr w:type="spellEnd"/>
-      <w:r>
-        <w:t>(</w:t>
-      </w:r>
-      <w:proofErr w:type="gramEnd"/>
-      <w:r>
-        <w:t xml:space="preserve">self, </w:t>
-      </w:r>
-      <w:proofErr w:type="spellStart"/>
-      <w:r>
-        <w:t>stokes_vector</w:t>
-      </w:r>
-      <w:proofErr w:type="spellEnd"/>
-      <w:r>
-        <w:t>):</w:t>
+        <w:t xml:space="preserve">    def coherence_gate(self, stokes_vector):</w:t>
       </w:r>
     </w:p>
     <w:p>
@@ -993,41 +662,13 @@
     </w:p>
     <w:p>
       <w:r>
-        <w:t xml:space="preserve">        dop = </w:t>
-      </w:r>
-      <w:proofErr w:type="spellStart"/>
-      <w:proofErr w:type="gramStart"/>
-      <w:r>
-        <w:t>self.degree</w:t>
-      </w:r>
-      <w:proofErr w:type="gramEnd"/>
-      <w:r>
-        <w:t>_of_polarization</w:t>
-      </w:r>
-      <w:proofErr w:type="spellEnd"/>
-      <w:r>
-        <w:t>(</w:t>
-      </w:r>
-      <w:proofErr w:type="spellStart"/>
-      <w:r>
-        <w:t>stokes_vector</w:t>
-      </w:r>
-      <w:proofErr w:type="spellEnd"/>
-      <w:r>
-        <w:t>)</w:t>
-      </w:r>
-    </w:p>
-    <w:p>
-      <w:r>
-        <w:t xml:space="preserve">        return dop &gt;= </w:t>
-      </w:r>
-      <w:proofErr w:type="spellStart"/>
-      <w:proofErr w:type="gramStart"/>
-      <w:r>
-        <w:t>self.threshold</w:t>
-      </w:r>
-      <w:proofErr w:type="spellEnd"/>
-      <w:proofErr w:type="gramEnd"/>
+        <w:t xml:space="preserve">        dop = self.degree_of_polarization(stokes_vector)</w:t>
+      </w:r>
+    </w:p>
+    <w:p>
+      <w:r>
+        <w:t xml:space="preserve">        return dop &gt;= self.threshold</w:t>
+      </w:r>
     </w:p>
     <w:p/>
     <w:p>
@@ -1053,11 +694,6 @@
     </w:p>
     <w:p>
       <w:r>
-        <w:t>Licensed by Google</w:t>
-      </w:r>
-    </w:p>
-    <w:p>
-      <w:r>
         <w:t>Optical Calibration: Set the Synaptic Watcher to a 10ms polling rate to capture the initial Kinetic Spin of the V1-V4 variables.</w:t>
       </w:r>
     </w:p>
@@ -1068,15 +704,7 @@
     </w:p>
     <w:p>
       <w:r>
-        <w:t xml:space="preserve">Monad Reset: Clear the Ambiguity </w:t>
-      </w:r>
-      <w:proofErr w:type="spellStart"/>
-      <w:r>
-        <w:t>Recoverer</w:t>
-      </w:r>
-      <w:proofErr w:type="spellEnd"/>
-      <w:r>
-        <w:t> cache to allow for a fresh "Blink" if any Null Points emerge during the high-velocity startup.</w:t>
+        <w:t>Monad Reset: Clear the Ambiguity Recoverer cache to allow for a fresh "Blink" if any Null Points emerge during the high-velocity startup.</w:t>
       </w:r>
     </w:p>
     <w:p>
